--- a/reports/АП_11-Б_Остап_ЛР-06.1.рек.docx
+++ b/reports/АП_11-Б_Остап_ЛР-06.1.рек.docx
@@ -1568,7 +1568,7 @@
           <w:color w:val="334155"/>
           <w:sz w:val="24"/>
         </w:rPr>
-        <w:t>https://github.com/ostap/lab06_repos</w:t>
+        <w:t>https://github.com/merybist/lab06_1</w:t>
       </w:r>
     </w:p>
     <w:p>
